--- a/out/07_Ops/SNX-OPS-FRM-10 RCA Corrective Action Report (Rev00 DRAFT).docx
+++ b/out/07_Ops/SNX-OPS-FRM-10 RCA Corrective Action Report (Rev00 DRAFT).docx
@@ -2399,7 +2399,7 @@
           <w:sz w:val="24"/>
           <w:szCs w:val="24"/>
         </w:rPr>
-        <w:t xml:space="preserve">RCA dengan form ini wajib untuk insiden P1 dan P2 dan insiden berulang (SNX-OPS-SOP-04 Bagian 7.5), untuk breach SLA (SNX-OPS-SOP-05 Bagian 6.6), dan untuk ketidaksesuaian audit.</w:t>
+        <w:t xml:space="preserve">RCA dengan form ini wajib untuk insiden P1 dan P2 dan insiden berulang (SNX-OPS-SOP-04 butir 6.5), untuk breach SLA (SNX-OPS-SOP-05 Bagian 6.6), dan untuk ketidaksesuaian audit.</w:t>
       </w:r>
     </w:p>
     <w:p>
@@ -2719,7 +2719,7 @@
                 <w:sz w:val="24"/>
                 <w:szCs w:val="24"/>
               </w:rPr>
-              <w:t>Gangguan tidak terencana atau penurunan mutu layanan (SNX-OPS-SOP-04 Bagian 4).</w:t>
+              <w:t>Gangguan tidak terencana atau penurunan mutu layanan (SNX-OPS-SOP-04 bagian 3).</w:t>
             </w:r>
           </w:p>
         </w:tc>
@@ -2780,7 +2780,7 @@
                 <w:sz w:val="24"/>
                 <w:szCs w:val="24"/>
               </w:rPr>
-              <w:t>Tingkat keparahan insiden: P1 Kritis, P2 Tinggi, P3 Sedang, P4 Rendah (SNX-OPS-SOP-04 Bagian 6).</w:t>
+              <w:t>Tingkat keparahan insiden: P1 Kritis, P2 Tinggi, P3 Sedang, P4 Rendah (SNX-OPS-SOP-04 bagian 3).</w:t>
             </w:r>
           </w:p>
         </w:tc>
@@ -2841,7 +2841,7 @@
                 <w:sz w:val="24"/>
                 <w:szCs w:val="24"/>
               </w:rPr>
-              <w:t>Insiden 3 kali atau lebih pada layanan yang sama dalam 30 hari (SNX-OPS-SOP-04 Bagian 7.5 butir 3).</w:t>
+              <w:t>Insiden 3 kali atau lebih pada layanan yang sama dalam 30 hari (SNX-OPS-SOP-04 bagian 3).</w:t>
             </w:r>
           </w:p>
         </w:tc>
@@ -2902,7 +2902,7 @@
                 <w:sz w:val="24"/>
                 <w:szCs w:val="24"/>
               </w:rPr>
-              <w:t>Pencapaian di bawah target kontrak dalam satu periode (SNX-OPS-SOP-05 Bagian 4).</w:t>
+              <w:t>Pencapaian di bawah target kontrak dalam satu periode (SNX-OPS-SOP-05 bagian 3).</w:t>
             </w:r>
           </w:p>
         </w:tc>
@@ -2963,7 +2963,7 @@
                 <w:sz w:val="24"/>
                 <w:szCs w:val="24"/>
               </w:rPr>
-              <w:t>Waktu layanan tidak tersedia, tidak termasuk window maintenance yang sudah dinotifikasi dan gangguan di luar tanggung jawab SINUX sesuai kontrak (SNX-OPS-SOP-05 Bagian 4).</w:t>
+              <w:t>Waktu layanan tidak tersedia, tidak termasuk window maintenance yang sudah dinotifikasi dan gangguan di luar tanggung jawab SINUX sesuai kontrak (SNX-OPS-SOP-05 bagian 3).</w:t>
             </w:r>
           </w:p>
         </w:tc>
@@ -9402,7 +9402,7 @@
                 <w:sz w:val="24"/>
                 <w:szCs w:val="24"/>
               </w:rPr>
-              <w:t>SOP Technical Incident Handling &amp; Escalation. Bagian 4 memuat definisi insiden, Bagian 6 severity, Bagian 7.5 kewajiban RCA.</w:t>
+              <w:t>SOP Technical Incident Handling &amp; Escalation. Bagian 3 memuat definisi insiden dan severity, butir 6.5 kewajiban RCA.</w:t>
             </w:r>
           </w:p>
         </w:tc>
@@ -9463,7 +9463,7 @@
                 <w:sz w:val="24"/>
                 <w:szCs w:val="24"/>
               </w:rPr>
-              <w:t>SOP Service Level Agreement (SLA) Monitoring. Bagian 4 memuat definisi breach dan downtime yang dihitung, Bagian 6.6 penanganan breach.</w:t>
+              <w:t>SOP Service Level Agreement (SLA) Monitoring. Bagian 3 memuat definisi breach dan downtime yang dihitung, butir 6.6 penanganan breach.</w:t>
             </w:r>
           </w:p>
         </w:tc>

--- a/out/07_Ops/SNX-OPS-FRM-10 RCA Corrective Action Report (Rev00 DRAFT).docx
+++ b/out/07_Ops/SNX-OPS-FRM-10 RCA Corrective Action Report (Rev00 DRAFT).docx
@@ -2399,7 +2399,7 @@
           <w:sz w:val="24"/>
           <w:szCs w:val="24"/>
         </w:rPr>
-        <w:t xml:space="preserve">RCA dengan form ini wajib untuk insiden P1 dan P2 dan insiden berulang (SNX-OPS-SOP-04 butir 6.5), untuk breach SLA (SNX-OPS-SOP-05 Bagian 6.6), dan untuk ketidaksesuaian audit.</w:t>
+        <w:t xml:space="preserve">RCA dengan form ini wajib untuk insiden P1 dan P2 dan insiden berulang (SNX-OPS-SOP-04 butir 6.5), untuk breach SLA (SNX-OPS-SOP-05 butir 6.6), dan untuk ketidaksesuaian audit.</w:t>
       </w:r>
     </w:p>
     <w:p>
